--- a/companies/saltmarsh-environmental/Engagements/Dyer and Sons/Meeting Minutes 2015-08-07 - Dyer and Sons.docx
+++ b/companies/saltmarsh-environmental/Engagements/Dyer and Sons/Meeting Minutes 2015-08-07 - Dyer and Sons.docx
@@ -7,7 +7,7 @@
         <w:pStyle w:val="Heading1"/>
       </w:pPr>
       <w:r>
-        <w:t>Minutes: Working Session, Wetland Delineation, Dyer and Sons</w:t>
+        <w:t>Working Session: Wetland Delineation</w:t>
       </w:r>
     </w:p>
     <w:p>
@@ -15,7 +15,7 @@
         <w:pStyle w:val="Heading2"/>
       </w:pPr>
       <w:r>
-        <w:t>Attendees</w:t>
+        <w:t>Present</w:t>
       </w:r>
     </w:p>
     <w:p>
@@ -23,7 +23,7 @@
         <w:pStyle w:val="ListBullet"/>
       </w:pPr>
       <w:r>
-        <w:t>John Sanchez, Senior Scientist, Saltmarsh Environmental Partners LLC (recorder)</w:t>
+        <w:t>John Sanchez, Senior Scientist, Saltmarsh Environmental Partners</w:t>
       </w:r>
     </w:p>
     <w:p>
@@ -31,7 +31,7 @@
         <w:pStyle w:val="ListBullet"/>
       </w:pPr>
       <w:r>
-        <w:t>Angela Williams, Field Technician, Saltmarsh Environmental Partners LLC</w:t>
+        <w:t>Angela Williams, Field Technician, Saltmarsh Environmental Partners</w:t>
       </w:r>
     </w:p>
     <w:p>
@@ -39,7 +39,7 @@
         <w:pStyle w:val="ListBullet"/>
       </w:pPr>
       <w:r>
-        <w:t>Mary Foster, Field Technician, Saltmarsh Environmental Partners LLC</w:t>
+        <w:t>Mary Foster, Field Technician, Saltmarsh Environmental Partners</w:t>
       </w:r>
     </w:p>
     <w:p>
@@ -60,27 +60,37 @@
     </w:p>
     <w:p>
       <w:r>
-        <w:t>The session was convened at the request of Dyer and Sons to review the flagged boundary in advance of the report. The status of the field effort was summarized: the western and southern margins have been flagged and re-walked, the sample point pairs on the upland transition have been described, and the flag positions have been located. The northern margin remains to be flagged. No conclusion about the boundary was offered at this session, and none should be inferred from it.</w:t>
+        <w:t>The delineation is on schedule, and the boundary as flagged to date will hold. Angela Williams and Mary Foster have walked the accessible portions of the parcel and recorded paired sample points against the three parameters. Where a hydrology indicator was marginal, the point was noted for a return visit and not carried as a conclusion.</w:t>
       </w:r>
     </w:p>
     <w:p>
       <w:r>
-        <w:t>The ditch corridor was discussed at length. Hydrology indicators are present along its length and were observed on each field day. The soil indicators are marginal: the profiles described to date show a depleted matrix in some pits and not in others over a short distance, which is consistent with either a hydric condition or with the fill that appears in the corridor on the aerials. Redoximorphic concentrations were looked for at the required depth and were not observed in two of the four pits described in that reach. That absence is being recorded as an absence. It was noted that the corridor was walked during a period of above-normal antecedent precipitation, and that this argues for caution in either direction rather than for a particular call.</w:t>
+        <w:t>The soils are doing most of the work along the interior of the line. Redoximorphic features were observed within the required depth at the wetland points and were absent at the paired upland points, which is the contrast the method looks for. Nothing in the soils so far contradicts the boundary as it was walked.</w:t>
       </w:r>
     </w:p>
     <w:p>
       <w:r>
-        <w:t>Sandra Little asked whether the corridor could be excluded on the strength of the fill. It was explained that fill of uncertain age does not by itself remove a wetland from jurisdiction, that the agencies will ask when the fill was placed and under what authority, and that the background record does not presently answer either question. Sandra Little indicated that her office would search for the older site files. It was made clear that a records answer, if one is found, informs the report but does not substitute for the field evidence.</w:t>
+        <w:t>One reach along the tidal channel is the exception, and it warranted the most discussion. The vegetation there is a community that can be read two ways, and reading it either way would move the line. The point has been resampled so that the determination can rest on the soils and the hydrology, which are the more reliable indicators at that location, and the report will state the basis for the call where a reviewer can find it.</w:t>
       </w:r>
     </w:p>
     <w:p>
       <w:r>
-        <w:t>The tidal influence on the eastern margin was raised by Mary Foster, who noted that her field record shows the reach wetted on two of three visits at differing tide stages, and that the third visit was logged at a lower stage than the tide table had predicted. Angela Williams asked how the discrepancy should appear in the report. It was agreed that the observed stage and the predicted stage will both be stated, with the discrepancy flagged rather than reconciled. A gauge check on the next field day was proposed to establish whether the difference is instrument, timing, or reach.</w:t>
+        <w:t>Site access will remain open for the remainder of the field season, which Ms. Little confirmed on behalf of the client. The survey crew can be scheduled once the flag line is complete, and we walked through how the flags will be located and tied to a drawing so that the boundary does not live in the marsh alone. Tide windows, not the calendar, will set the order of the remaining visits.</w:t>
       </w:r>
     </w:p>
     <w:p>
       <w:r>
-        <w:t>Schedule was reviewed. The remaining field days, the survey of the flag positions, and the internal review of the draft were confirmed as sufficient to reach the deliverable within the engagement term. Sandra Little asked whether an interim line could be provided for planning purposes. The request was declined, on the ground that an unreviewed line circulated for planning tends to be relied on as a final one, and that the corridor is precisely the reach that would move.</w:t>
+        <w:t>The deliverable for Dyer and Sons was restated so everyone is working toward the same thing. It is the delineation report and the request for a jurisdictional determination, and nothing in the scope has changed since the work began. The report will carry the data forms behind it rather than summarize them away.</w:t>
+      </w:r>
+    </w:p>
+    <w:p>
+      <w:r>
+        <w:t>The data discipline was reviewed as well, since it is what the report will stand on. Each point carries a completed form, a soils description, and the sediment notes taken in the field, and the flag log ties every flag to a point number. Nothing will be reconstructed after the fact; if it was not written down in the marsh, it does not go in the report.</w:t>
+      </w:r>
+    </w:p>
+    <w:p>
+      <w:r>
+        <w:t>We agreed that nothing is drawn as final until the whole line has been walked. That was understood on both sides, and it sets the pace for the weeks ahead. A short session will follow once the resampled reach is back and the survey has been scheduled.</w:t>
       </w:r>
     </w:p>
     <w:p>
@@ -138,7 +148,7 @@
               <w:rPr>
                 <w:b/>
               </w:rPr>
-              <w:t>Status</w:t>
+              <w:t>Notes</w:t>
             </w:r>
           </w:p>
         </w:tc>
@@ -150,7 +160,71 @@
           </w:tcPr>
           <w:p>
             <w:r>
-              <w:t>Establish two additional sample point pairs in the ditch corridor; describe profiles to required depth</w:t>
+              <w:t>Complete flagging of the remaining boundary</w:t>
+            </w:r>
+          </w:p>
+        </w:tc>
+        <w:tc>
+          <w:tcPr>
+            <w:tcW w:type="dxa" w:w="2880"/>
+          </w:tcPr>
+          <w:p>
+            <w:r>
+              <w:t>Angela Williams</w:t>
+            </w:r>
+          </w:p>
+        </w:tc>
+        <w:tc>
+          <w:tcPr>
+            <w:tcW w:type="dxa" w:w="2880"/>
+          </w:tcPr>
+          <w:p>
+            <w:r>
+              <w:t>with Mary Foster</w:t>
+            </w:r>
+          </w:p>
+        </w:tc>
+      </w:tr>
+      <w:tr>
+        <w:tc>
+          <w:tcPr>
+            <w:tcW w:type="dxa" w:w="2880"/>
+          </w:tcPr>
+          <w:p>
+            <w:r>
+              <w:t>Resample the marginal reach and log soils and hydrology</w:t>
+            </w:r>
+          </w:p>
+        </w:tc>
+        <w:tc>
+          <w:tcPr>
+            <w:tcW w:type="dxa" w:w="2880"/>
+          </w:tcPr>
+          <w:p>
+            <w:r>
+              <w:t>Mary Foster</w:t>
+            </w:r>
+          </w:p>
+        </w:tc>
+        <w:tc>
+          <w:tcPr>
+            <w:tcW w:type="dxa" w:w="2880"/>
+          </w:tcPr>
+          <w:p>
+            <w:r>
+              <w:t>return visit</w:t>
+            </w:r>
+          </w:p>
+        </w:tc>
+      </w:tr>
+      <w:tr>
+        <w:tc>
+          <w:tcPr>
+            <w:tcW w:type="dxa" w:w="2880"/>
+          </w:tcPr>
+          <w:p>
+            <w:r>
+              <w:t>Schedule the survey crew to locate the flags</w:t>
             </w:r>
           </w:p>
         </w:tc>
@@ -170,7 +244,7 @@
           </w:tcPr>
           <w:p>
             <w:r>
-              <w:t>Open, next field day</w:t>
+              <w:t>after flagging is complete</w:t>
             </w:r>
           </w:p>
         </w:tc>
@@ -182,103 +256,7 @@
           </w:tcPr>
           <w:p>
             <w:r>
-              <w:t>Flag the northern margin and re-walk the completed line</w:t>
-            </w:r>
-          </w:p>
-        </w:tc>
-        <w:tc>
-          <w:tcPr>
-            <w:tcW w:type="dxa" w:w="2880"/>
-          </w:tcPr>
-          <w:p>
-            <w:r>
-              <w:t>John Sanchez, Mary Foster</w:t>
-            </w:r>
-          </w:p>
-        </w:tc>
-        <w:tc>
-          <w:tcPr>
-            <w:tcW w:type="dxa" w:w="2880"/>
-          </w:tcPr>
-          <w:p>
-            <w:r>
-              <w:t>Open</w:t>
-            </w:r>
-          </w:p>
-        </w:tc>
-      </w:tr>
-      <w:tr>
-        <w:tc>
-          <w:tcPr>
-            <w:tcW w:type="dxa" w:w="2880"/>
-          </w:tcPr>
-          <w:p>
-            <w:r>
-              <w:t>Gauge check on the eastern margin; record observed against predicted tide stage</w:t>
-            </w:r>
-          </w:p>
-        </w:tc>
-        <w:tc>
-          <w:tcPr>
-            <w:tcW w:type="dxa" w:w="2880"/>
-          </w:tcPr>
-          <w:p>
-            <w:r>
-              <w:t>Mary Foster</w:t>
-            </w:r>
-          </w:p>
-        </w:tc>
-        <w:tc>
-          <w:tcPr>
-            <w:tcW w:type="dxa" w:w="2880"/>
-          </w:tcPr>
-          <w:p>
-            <w:r>
-              <w:t>Open, next field day</w:t>
-            </w:r>
-          </w:p>
-        </w:tc>
-      </w:tr>
-      <w:tr>
-        <w:tc>
-          <w:tcPr>
-            <w:tcW w:type="dxa" w:w="2880"/>
-          </w:tcPr>
-          <w:p>
-            <w:r>
-              <w:t>Survey flag positions to date and begin the figure set</w:t>
-            </w:r>
-          </w:p>
-        </w:tc>
-        <w:tc>
-          <w:tcPr>
-            <w:tcW w:type="dxa" w:w="2880"/>
-          </w:tcPr>
-          <w:p>
-            <w:r>
-              <w:t>Angela Williams</w:t>
-            </w:r>
-          </w:p>
-        </w:tc>
-        <w:tc>
-          <w:tcPr>
-            <w:tcW w:type="dxa" w:w="2880"/>
-          </w:tcPr>
-          <w:p>
-            <w:r>
-              <w:t>In progress</w:t>
-            </w:r>
-          </w:p>
-        </w:tc>
-      </w:tr>
-      <w:tr>
-        <w:tc>
-          <w:tcPr>
-            <w:tcW w:type="dxa" w:w="2880"/>
-          </w:tcPr>
-          <w:p>
-            <w:r>
-              <w:t>Search for site files bearing on the age and authority of the fill in the corridor</w:t>
+              <w:t>Keep site access open for the field team</w:t>
             </w:r>
           </w:p>
         </w:tc>
@@ -298,39 +276,7 @@
           </w:tcPr>
           <w:p>
             <w:r>
-              <w:t>Open, with Dyer and Sons</w:t>
-            </w:r>
-          </w:p>
-        </w:tc>
-      </w:tr>
-      <w:tr>
-        <w:tc>
-          <w:tcPr>
-            <w:tcW w:type="dxa" w:w="2880"/>
-          </w:tcPr>
-          <w:p>
-            <w:r>
-              <w:t>Record the tide stage discrepancy in the field record and carry it into the draft</w:t>
-            </w:r>
-          </w:p>
-        </w:tc>
-        <w:tc>
-          <w:tcPr>
-            <w:tcW w:type="dxa" w:w="2880"/>
-          </w:tcPr>
-          <w:p>
-            <w:r>
-              <w:t>Angela Williams</w:t>
-            </w:r>
-          </w:p>
-        </w:tc>
-        <w:tc>
-          <w:tcPr>
-            <w:tcW w:type="dxa" w:w="2880"/>
-          </w:tcPr>
-          <w:p>
-            <w:r>
-              <w:t>Open</w:t>
+              <w:t>Dyer and Sons</w:t>
             </w:r>
           </w:p>
         </w:tc>
